--- a/testakten/schwerbehindertenrecht-krebs-rezidiv-heilungsbewaehrung-rostock/03_bescheid_gdb_40.docx
+++ b/testakten/schwerbehindertenrecht-krebs-rezidiv-heilungsbewaehrung-rostock/03_bescheid_gdb_40.docx
@@ -70,7 +70,27 @@
         <w:t>Die Behörde verwendet die laufende Therapie zugleich als Anerkennungsgrund und als Begrenzung. Der Onkologiebericht zur Rezidivsituation und die konkreten Einschränkungen im Armgebrauch werden nicht erkennbar vertieft.</w:t>
       </w:r>
     </w:p>
+    <w:p>
+      <w:pPr>
+        <w:pStyle w:val="Heading2"/>
+      </w:pPr>
+      <w:r>
+        <w:t>Verfügung, Bewertungsansatz und Zugang</w:t>
+      </w:r>
+    </w:p>
+    <w:p>
+      <w:r>
+        <w:t>Das Landesamt stellt mit Bescheid vom 16. Juni 2026 ab Antragseingang einen Grad der Behinderung von 40 fest. Genannt werden die Tumorerkrankung nach Rezidiv, ein Lymphödem des linken Arms und psychovegetative Begleiterscheinungen. Ein Merkzeichen wird nicht zuerkannt. Die Behörde kündigt eine Nachprüfung nach Abschluss der laufenden Behandlung an.</w:t>
+      </w:r>
+    </w:p>
+    <w:p>
+      <w:r>
+        <w:t>Als ausgewertete Unterlagen erscheinen Operationsbericht, Tumorboardbeschluss und hausärztlicher Befund. Die Stellungnahme des Tumorzentrums vom 10. Juni ist im Anlagenverzeichnis nicht aufgeführt. Doreen fand den Bescheid am 19. Juni im Briefkasten; Umschlag und erste Seite wurden am selben Tag fotografiert. Die Monatsfrist ist vorsorglich ab diesem Zugang notiert.</w:t>
+      </w:r>
+    </w:p>
     <w:sectPr>
+      <w:headerReference w:type="default" r:id="rId9"/>
+      <w:footerReference w:type="default" r:id="rId10"/>
       <w:pgSz w:w="11906" w:h="16838"/>
       <w:pgMar w:top="1417" w:right="1417" w:bottom="1417" w:left="1417" w:header="720" w:footer="720" w:gutter="0"/>
       <w:cols w:space="720"/>
@@ -78,6 +98,44 @@
     </w:sectPr>
   </w:body>
 </w:document>
+</file>
+
+<file path=word/footer1.xml><?xml version="1.0" encoding="utf-8"?>
+<w:ftr xmlns:m="http://schemas.openxmlformats.org/officeDocument/2006/math" xmlns:mc="http://schemas.openxmlformats.org/markup-compatibility/2006" xmlns:mo="http://schemas.microsoft.com/office/mac/office/2008/main" xmlns:mv="urn:schemas-microsoft-com:mac:vml" xmlns:o="urn:schemas-microsoft-com:office:office" xmlns:r="http://schemas.openxmlformats.org/officeDocument/2006/relationships" xmlns:v="urn:schemas-microsoft-com:vml" xmlns:w10="urn:schemas-microsoft-com:office:word" xmlns:w14="http://schemas.microsoft.com/office/word/2010/wordml" xmlns:w="http://schemas.openxmlformats.org/wordprocessingml/2006/main" xmlns:wne="http://schemas.microsoft.com/office/word/2006/wordml" xmlns:wp14="http://schemas.microsoft.com/office/word/2010/wordprocessingDrawing" xmlns:wp="http://schemas.openxmlformats.org/drawingml/2006/wordprocessingDrawing" xmlns:wpc="http://schemas.microsoft.com/office/word/2010/wordprocessingCanvas" xmlns:wpg="http://schemas.microsoft.com/office/word/2010/wordprocessingGroup" xmlns:wpi="http://schemas.microsoft.com/office/word/2010/wordprocessingInk" xmlns:wps="http://schemas.microsoft.com/office/word/2010/wordprocessingShape" mc:Ignorable="w14 wp14">
+  <w:p>
+    <w:pPr>
+      <w:pStyle w:val="Footer"/>
+      <w:jc w:val="center"/>
+    </w:pPr>
+    <w:r>
+      <w:rPr>
+        <w:rFonts w:ascii="Arial" w:hAnsi="Arial"/>
+        <w:color w:val="6E6E6E"/>
+        <w:sz w:val="16"/>
+      </w:rPr>
+      <w:t>Aktenstück 03_bescheid_gdb_40.docx · Arbeitsstand</w:t>
+    </w:r>
+  </w:p>
+</w:ftr>
+</file>
+
+<file path=word/header1.xml><?xml version="1.0" encoding="utf-8"?>
+<w:hdr xmlns:m="http://schemas.openxmlformats.org/officeDocument/2006/math" xmlns:mc="http://schemas.openxmlformats.org/markup-compatibility/2006" xmlns:mo="http://schemas.microsoft.com/office/mac/office/2008/main" xmlns:mv="urn:schemas-microsoft-com:mac:vml" xmlns:o="urn:schemas-microsoft-com:office:office" xmlns:r="http://schemas.openxmlformats.org/officeDocument/2006/relationships" xmlns:v="urn:schemas-microsoft-com:vml" xmlns:w10="urn:schemas-microsoft-com:office:word" xmlns:w14="http://schemas.microsoft.com/office/word/2010/wordml" xmlns:w="http://schemas.openxmlformats.org/wordprocessingml/2006/main" xmlns:wne="http://schemas.microsoft.com/office/word/2006/wordml" xmlns:wp14="http://schemas.microsoft.com/office/word/2010/wordprocessingDrawing" xmlns:wp="http://schemas.openxmlformats.org/drawingml/2006/wordprocessingDrawing" xmlns:wpc="http://schemas.microsoft.com/office/word/2010/wordprocessingCanvas" xmlns:wpg="http://schemas.microsoft.com/office/word/2010/wordprocessingGroup" xmlns:wpi="http://schemas.microsoft.com/office/word/2010/wordprocessingInk" xmlns:wps="http://schemas.microsoft.com/office/word/2010/wordprocessingShape" mc:Ignorable="w14 wp14">
+  <w:p>
+    <w:pPr>
+      <w:pStyle w:val="Header"/>
+      <w:jc w:val="right"/>
+    </w:pPr>
+    <w:r>
+      <w:rPr>
+        <w:rFonts w:ascii="Arial" w:hAnsi="Arial"/>
+        <w:color w:val="535E67"/>
+        <w:sz w:val="16"/>
+      </w:rPr>
+      <w:t>LAGuS Mecklenburg-Vorpommern · Bescheid Doreen Kahl</w:t>
+    </w:r>
+  </w:p>
+</w:hdr>
 </file>
 
 <file path=word/numbering.xml><?xml version="1.0" encoding="utf-8"?>
@@ -443,9 +501,12 @@
     <w:name w:val="Normal"/>
     <w:qFormat/>
     <w:rsid w:val="00FC693F"/>
+    <w:pPr>
+      <w:spacing w:after="120"/>
+    </w:pPr>
     <w:rPr>
-      <w:rFonts w:ascii="Times New Roman" w:hAnsi="Times New Roman"/>
-      <w:sz w:val="22"/>
+      <w:rFonts w:ascii="Arial" w:hAnsi="Arial"/>
+      <w:sz w:val="21"/>
     </w:rPr>
   </w:style>
   <w:style w:type="paragraph" w:styleId="Header">
@@ -507,9 +568,10 @@
       <w:outlineLvl w:val="0"/>
     </w:pPr>
     <w:rPr>
-      <w:rFonts w:asciiTheme="majorHAnsi" w:eastAsiaTheme="majorEastAsia" w:hAnsiTheme="majorHAnsi" w:cstheme="majorBidi" w:ascii="Times New Roman" w:hAnsi="Times New Roman"/>
+      <w:rFonts w:asciiTheme="majorHAnsi" w:eastAsiaTheme="majorEastAsia" w:hAnsiTheme="majorHAnsi" w:cstheme="majorBidi" w:ascii="Arial" w:hAnsi="Arial"/>
       <w:b/>
       <w:bCs/>
+      <w:color w:val="24364B"/>
       <w:sz w:val="28"/>
       <w:szCs w:val="28"/>
     </w:rPr>
@@ -530,9 +592,10 @@
       <w:outlineLvl w:val="1"/>
     </w:pPr>
     <w:rPr>
-      <w:rFonts w:asciiTheme="majorHAnsi" w:eastAsiaTheme="majorEastAsia" w:hAnsiTheme="majorHAnsi" w:cstheme="majorBidi" w:ascii="Times New Roman" w:hAnsi="Times New Roman"/>
+      <w:rFonts w:asciiTheme="majorHAnsi" w:eastAsiaTheme="majorEastAsia" w:hAnsiTheme="majorHAnsi" w:cstheme="majorBidi" w:ascii="Arial" w:hAnsi="Arial"/>
       <w:b/>
       <w:bCs/>
+      <w:color w:val="24364B"/>
       <w:sz w:val="24"/>
       <w:szCs w:val="26"/>
     </w:rPr>
@@ -794,8 +857,8 @@
       <w:contextualSpacing/>
     </w:pPr>
     <w:rPr>
-      <w:rFonts w:asciiTheme="majorHAnsi" w:eastAsiaTheme="majorEastAsia" w:hAnsiTheme="majorHAnsi" w:cstheme="majorBidi"/>
-      <w:color w:val="17365D" w:themeColor="text2" w:themeShade="BF"/>
+      <w:rFonts w:asciiTheme="majorHAnsi" w:eastAsiaTheme="majorEastAsia" w:hAnsiTheme="majorHAnsi" w:cstheme="majorBidi" w:ascii="Arial" w:hAnsi="Arial"/>
+      <w:color w:val="24364B"/>
       <w:spacing w:val="5"/>
       <w:kern w:val="28"/>
       <w:sz w:val="52"/>
